--- a/resources/dist/mapmaker/sheets/war-of-1812-and-monroe-doctrine-student-sheet-en.docx
+++ b/resources/dist/mapmaker/sheets/war-of-1812-and-monroe-doctrine-student-sheet-en.docx
@@ -64,7 +64,7 @@
         </w:rPr>
         <w:t xml:space="preserve">Open the map in MapMaker: </w:t>
       </w:r>
-      <w:hyperlink w:history="1" r:id="rIdgdagzkybl1jktimjzomdo">
+      <w:hyperlink w:history="1" r:id="rId67bckvp4pbn6s9a5tff9a">
         <w:r>
           <w:rPr>
             <w:i/>

--- a/resources/dist/mapmaker/sheets/war-of-1812-and-monroe-doctrine-student-sheet-en.docx
+++ b/resources/dist/mapmaker/sheets/war-of-1812-and-monroe-doctrine-student-sheet-en.docx
@@ -64,7 +64,7 @@
         </w:rPr>
         <w:t xml:space="preserve">Open the map in MapMaker: </w:t>
       </w:r>
-      <w:hyperlink w:history="1" r:id="rId67bckvp4pbn6s9a5tff9a">
+      <w:hyperlink w:history="1" r:id="rIdikuxsadlieuhzr9f3blyr">
         <w:r>
           <w:rPr>
             <w:i/>

--- a/resources/dist/mapmaker/sheets/war-of-1812-and-monroe-doctrine-student-sheet-en.docx
+++ b/resources/dist/mapmaker/sheets/war-of-1812-and-monroe-doctrine-student-sheet-en.docx
@@ -64,7 +64,7 @@
         </w:rPr>
         <w:t xml:space="preserve">Open the map in MapMaker: </w:t>
       </w:r>
-      <w:hyperlink w:history="1" r:id="rIdikuxsadlieuhzr9f3blyr">
+      <w:hyperlink w:history="1" r:id="rIdxapkmovhua3hk-5fk2but">
         <w:r>
           <w:rPr>
             <w:i/>
@@ -803,7 +803,7 @@
       <w:pStyle w:val="Credits"/>
     </w:pPr>
     <w:r>
-      <w:t xml:space="preserve">The War of 1812 and the Monroe Doctrine, 1807–1823, 0.6.0.</w:t>
+      <w:t xml:space="preserve">The War of 1812 and the Monroe Doctrine, 1807–1823, 0.6.1.</w:t>
     </w:r>
   </w:p>
 </w:ftr>

--- a/resources/dist/mapmaker/sheets/war-of-1812-and-monroe-doctrine-student-sheet-en.docx
+++ b/resources/dist/mapmaker/sheets/war-of-1812-and-monroe-doctrine-student-sheet-en.docx
@@ -55,7 +55,7 @@
     </w:p>
     <w:p>
       <w:pPr>
-        <w:spacing w:after="40"/>
+        <w:spacing w:after="160"/>
       </w:pPr>
       <w:r>
         <w:rPr>
@@ -64,7 +64,7 @@
         </w:rPr>
         <w:t xml:space="preserve">Open the map in MapMaker: </w:t>
       </w:r>
-      <w:hyperlink w:history="1" r:id="rIdxapkmovhua3hk-5fk2but">
+      <w:hyperlink w:history="1" r:id="rIdyd4wkx-w3ewhpvgts5jei">
         <w:r>
           <w:rPr>
             <w:i/>
@@ -78,15 +78,6 @@
     </w:p>
     <w:p>
       <w:pPr>
-        <w:pStyle w:val="Credits"/>
-        <w:spacing w:after="160"/>
-      </w:pPr>
-      <w:r>
-        <w:t xml:space="preserve">Map address: https://mpmkr.maps.arcgis.com/apps/instant/atlas/index.html?appid=0cd1cdee853c413a84bfe4b9a6931f0d&amp;webmap=fad1cdb9d5704401a4e05c34f7ee693c</w:t>
-      </w:r>
-    </w:p>
-    <w:p>
-      <w:pPr>
         <w:pStyle w:val="Heading2"/>
         <w:spacing w:after="20" w:before="80"/>
       </w:pPr>
@@ -729,19 +720,6 @@
       </w:pPr>
       <w:r>
         <w:t xml:space="preserve"/>
-      </w:r>
-    </w:p>
-    <w:p>
-      <w:pPr>
-        <w:pStyle w:val="Credits"/>
-        <w:spacing w:before="60" w:line="190"/>
-      </w:pPr>
-      <w:r>
-        <w:rPr>
-          <w:sz w:val="16"/>
-          <w:szCs w:val="16"/>
-        </w:rPr>
-        <w:t xml:space="preserve">Map data: University of Minnesota (historic national boundaries), from the MapMaker catalogue; MapMaker catalogue (US territorial acquisitions); National Park Service, American Battlefield Protection Program; Treaty text from the Avalon Project, Yale Law School; drawn on Natural Earth rivers; American Battlefield Trust (War of 1812 Battles map); Office of the Historian, U.S. Department of State; Library of Congress country studies.</w:t>
       </w:r>
     </w:p>
     <w:sectPr>

--- a/resources/dist/mapmaker/sheets/war-of-1812-and-monroe-doctrine-student-sheet-en.docx
+++ b/resources/dist/mapmaker/sheets/war-of-1812-and-monroe-doctrine-student-sheet-en.docx
@@ -64,7 +64,7 @@
         </w:rPr>
         <w:t xml:space="preserve">Open the map in MapMaker: </w:t>
       </w:r>
-      <w:hyperlink w:history="1" r:id="rIdyd4wkx-w3ewhpvgts5jei">
+      <w:hyperlink w:history="1" r:id="rIdb7a_wgsq74t-blsdohm9i">
         <w:r>
           <w:rPr>
             <w:i/>

--- a/resources/dist/mapmaker/sheets/war-of-1812-and-monroe-doctrine-student-sheet-en.docx
+++ b/resources/dist/mapmaker/sheets/war-of-1812-and-monroe-doctrine-student-sheet-en.docx
@@ -64,7 +64,7 @@
         </w:rPr>
         <w:t xml:space="preserve">Open the map in MapMaker: </w:t>
       </w:r>
-      <w:hyperlink w:history="1" r:id="rIdb7a_wgsq74t-blsdohm9i">
+      <w:hyperlink w:history="1" r:id="rIdynr2lz7vuq57_pp-vylbd">
         <w:r>
           <w:rPr>
             <w:i/>
@@ -781,7 +781,7 @@
       <w:pStyle w:val="Credits"/>
     </w:pPr>
     <w:r>
-      <w:t xml:space="preserve">The War of 1812 and the Monroe Doctrine, 1807–1823, 0.6.1.</w:t>
+      <w:t xml:space="preserve">The War of 1812 and the Monroe Doctrine, 1807–1823, 0.6.2.</w:t>
     </w:r>
   </w:p>
 </w:ftr>

--- a/resources/dist/mapmaker/sheets/war-of-1812-and-monroe-doctrine-student-sheet-en.docx
+++ b/resources/dist/mapmaker/sheets/war-of-1812-and-monroe-doctrine-student-sheet-en.docx
@@ -64,7 +64,7 @@
         </w:rPr>
         <w:t xml:space="preserve">Open the map in MapMaker: </w:t>
       </w:r>
-      <w:hyperlink w:history="1" r:id="rIdynr2lz7vuq57_pp-vylbd">
+      <w:hyperlink w:history="1" r:id="rIdraptwbiinxxjsi_obxtau">
         <w:r>
           <w:rPr>
             <w:i/>

--- a/resources/dist/mapmaker/sheets/war-of-1812-and-monroe-doctrine-student-sheet-en.docx
+++ b/resources/dist/mapmaker/sheets/war-of-1812-and-monroe-doctrine-student-sheet-en.docx
@@ -64,7 +64,7 @@
         </w:rPr>
         <w:t xml:space="preserve">Open the map in MapMaker: </w:t>
       </w:r>
-      <w:hyperlink w:history="1" r:id="rIdraptwbiinxxjsi_obxtau">
+      <w:hyperlink w:history="1" r:id="rIdidxe6ip4bcpwu_d1o1tj-">
         <w:r>
           <w:rPr>
             <w:i/>

--- a/resources/dist/mapmaker/sheets/war-of-1812-and-monroe-doctrine-student-sheet-en.docx
+++ b/resources/dist/mapmaker/sheets/war-of-1812-and-monroe-doctrine-student-sheet-en.docx
@@ -64,7 +64,7 @@
         </w:rPr>
         <w:t xml:space="preserve">Open the map in MapMaker: </w:t>
       </w:r>
-      <w:hyperlink w:history="1" r:id="rIdidxe6ip4bcpwu_d1o1tj-">
+      <w:hyperlink w:history="1" r:id="rIdndpvk9a26ye9bg6poxq2e">
         <w:r>
           <w:rPr>
             <w:i/>
